--- a/Product Brief_sg_park.docx
+++ b/Product Brief_sg_park.docx
@@ -952,7 +952,7 @@
         <w:rPr>
           <w:rFonts w:ascii="Times New Roman" w:hAnsi="Times New Roman" w:cs="Times New Roman"/>
         </w:rPr>
-        <w:t>For the masterclass, the first version will only build one vertical slice:</w:t>
+        <w:t>For the first version will only build one vertical slice:</w:t>
       </w:r>
     </w:p>
     <w:p>
@@ -1089,19 +1089,6 @@
           <w:rFonts w:ascii="Times New Roman" w:hAnsi="Times New Roman" w:cs="Times New Roman"/>
         </w:rPr>
         <w:t>Explanation for each recommendation</w:t>
-      </w:r>
-    </w:p>
-    <w:p>
-      <w:pPr>
-        <w:rPr>
-          <w:rFonts w:ascii="Times New Roman" w:hAnsi="Times New Roman" w:cs="Times New Roman"/>
-        </w:rPr>
-      </w:pPr>
-      <w:r>
-        <w:rPr>
-          <w:rFonts w:ascii="Times New Roman" w:hAnsi="Times New Roman" w:cs="Times New Roman"/>
-        </w:rPr>
-        <w:t>The full product idea is bigger, but the demo shows how to go from PRD to API contract to working web app.</w:t>
       </w:r>
     </w:p>
     <w:p>
@@ -3306,6 +3293,7 @@
   <w:style w:type="character" w:default="1" w:styleId="DefaultParagraphFont">
     <w:name w:val="Default Paragraph Font"/>
     <w:uiPriority w:val="1"/>
+    <w:semiHidden/>
     <w:unhideWhenUsed/>
   </w:style>
   <w:style w:type="table" w:default="1" w:styleId="TableNormal">
